--- a/Raluma/docs/ЛИФТ_формулы_и_логика_для_согласования.docx
+++ b/Raluma/docs/ЛИФТ_формулы_и_логика_для_согласования.docx
@@ -120,7 +120,7 @@
           <w:color w:val="1F2933"/>
           <w:sz w:val="22"/>
         </w:rPr>
-        <w:t>27.07.2026</w:t>
+        <w:t>28.07.2026</w:t>
       </w:r>
     </w:p>
     <w:p>
@@ -5475,7 +5475,7 @@
                 <w:color w:val="1F2933"/>
                 <w:sz w:val="18"/>
               </w:rPr>
-              <w:t>Стеклопакет 20 мм</w:t>
+              <w:t>Стеклопакет 20 мм, 2-3 панели</w:t>
             </w:r>
           </w:p>
         </w:tc>
@@ -5558,7 +5558,7 @@
                 <w:color w:val="1F2933"/>
                 <w:sz w:val="18"/>
               </w:rPr>
-              <w:t>3 панели</w:t>
+              <w:t>Стеклопакет 20 мм, 4 панели</w:t>
             </w:r>
           </w:p>
         </w:tc>
@@ -5585,7 +5585,7 @@
                 <w:color w:val="1F2933"/>
                 <w:sz w:val="18"/>
               </w:rPr>
-              <w:t>RL113/RL123 могут повторяться</w:t>
+              <w:t>RL113, RL112, RL115, RL114, RL105</w:t>
             </w:r>
           </w:p>
         </w:tc>
@@ -5612,7 +5612,7 @@
                 <w:color w:val="1F2933"/>
                 <w:sz w:val="18"/>
               </w:rPr>
-              <w:t>Одинаковые длины объединять после расчёта.</w:t>
+              <w:t>Исходный Excel использует профильную линейку стекла 8 мм; это правило имеет приоритет.</w:t>
             </w:r>
           </w:p>
         </w:tc>
@@ -8648,7 +8648,7 @@
                 <w:color w:val="5F6B76"/>
                 <w:sz w:val="18"/>
               </w:rPr>
-              <w:t>1,1 - запас 10%; для стекла 8 мм толщина 8, для стеклопакета 20 мм в Excel используется 12.</w:t>
+              <w:t>1,1 - запас 10%; для стекла 8 мм толщина 8, для стеклопакета 20 мм в Excel используется 12. Вес для вывода округляется вверх до 0,1 кг, но момент считается от исходного неокруглённого веса.</w:t>
             </w:r>
           </w:p>
         </w:tc>
@@ -8710,7 +8710,7 @@
                 <w:color w:val="5F6B76"/>
                 <w:sz w:val="18"/>
               </w:rPr>
-              <w:t>Результат выводится с точностью 0,1 Н·м.</w:t>
+              <w:t>Результат округляется вверх и выводится с точностью 0,1 Н·м.</w:t>
             </w:r>
           </w:p>
         </w:tc>
@@ -8848,7 +8848,7 @@
                 <w:color w:val="1F2933"/>
                 <w:sz w:val="18"/>
               </w:rPr>
-              <w:t>T &lt; 80 Н·м</w:t>
+              <w:t>T &lt;= 80 Н·м</w:t>
             </w:r>
           </w:p>
         </w:tc>
@@ -9311,26 +9311,7 @@
           <w:color w:val="1F2933"/>
           <w:sz w:val="22"/>
         </w:rPr>
-        <w:t>Страница 2: нарезка профилей с объединением только одинаковых артикулов и длин.</w:t>
-      </w:r>
-    </w:p>
-    <w:p>
-      <w:pPr>
-        <w:pStyle w:val="ListNumber"/>
-        <w:numPr>
-          <w:ilvl w:val="0"/>
-          <w:numId w:val="11"/>
-        </w:numPr>
-        <w:spacing w:after="80" w:line="300" w:lineRule="auto"/>
-        <w:ind w:left="540" w:hanging="271"/>
-      </w:pPr>
-      <w:r>
-        <w:rPr>
-          <w:rFonts w:ascii="Calibri" w:hAnsi="Calibri" w:eastAsia="Calibri"/>
-          <w:color w:val="1F2933"/>
-          <w:sz w:val="22"/>
-        </w:rPr>
-        <w:t>Страница 3: фурнитура, крепёж, привод, вес, крутящий момент, предупреждения и комментарии.</w:t>
+        <w:t>Страница 2: нарезка профилей, фурнитура, крепёж, привод, вес, крутящий момент, предупреждения и комментарии.</w:t>
       </w:r>
     </w:p>
     <w:p>
@@ -9422,6 +9403,21 @@
           <w:sz w:val="22"/>
         </w:rPr>
         <w:t>Для стеклопакета сохранять полное обозначение 6зак-8AR-6зак.</w:t>
+      </w:r>
+    </w:p>
+    <w:p>
+      <w:pPr>
+        <w:pStyle w:val="ListBullet"/>
+        <w:spacing w:after="80" w:line="300" w:lineRule="auto"/>
+        <w:ind w:left="540" w:hanging="271"/>
+      </w:pPr>
+      <w:r>
+        <w:rPr>
+          <w:rFonts w:ascii="Calibri" w:hAnsi="Calibri" w:eastAsia="Calibri"/>
+          <w:color w:val="1F2933"/>
+          <w:sz w:val="22"/>
+        </w:rPr>
+        <w:t>В двухпанельной конструкции заказывать стеклопакет только для подвижной панели; глухая панель заполняется Пеноплексом 20 мм и в заявку на стекло не попадает.</w:t>
       </w:r>
     </w:p>
     <w:p>
@@ -9585,6 +9581,21 @@
     </w:p>
     <w:p>
       <w:pPr>
+        <w:pStyle w:val="ListBullet"/>
+        <w:spacing w:after="80" w:line="300" w:lineRule="auto"/>
+        <w:ind w:left="540" w:hanging="271"/>
+      </w:pPr>
+      <w:r>
+        <w:rPr>
+          <w:rFonts w:ascii="Calibri" w:hAnsi="Calibri" w:eastAsia="Calibri"/>
+          <w:color w:val="1F2933"/>
+          <w:sz w:val="22"/>
+        </w:rPr>
+        <w:t>В двухпанельной конструкции со стеклопакетом Пеноплекс 20 мм выводить отдельной группой от стеклопакета.</w:t>
+      </w:r>
+    </w:p>
+    <w:p>
+      <w:pPr>
         <w:pStyle w:val="Heading2"/>
         <w:keepNext/>
       </w:pPr>
@@ -10124,7 +10135,7 @@
           <w:color w:val="1F2933"/>
           <w:sz w:val="22"/>
         </w:rPr>
-        <w:t>Создан отдельный трёхстраничный производственный лист ЛИФТ с тремя схемами.</w:t>
+        <w:t>Создан отдельный двухстраничный производственный лист ЛИФТ с тремя схемами.</w:t>
       </w:r>
     </w:p>
     <w:p>
@@ -11060,7 +11071,7 @@
                 <w:color w:val="1F2933"/>
                 <w:sz w:val="19"/>
               </w:rPr>
-              <w:t>Backend: 363 passed, 2 skipped. Ruff, TypeScript typecheck, frontend build, smoke:diagrams и smoke:lift-input пройдены. Визуальный HTML-контроль ПЛ, заявки на стекло, покраску и накладной пройден.</w:t>
+              <w:t>Backend: 374 passed, 2 skipped. Ruff, TypeScript typecheck, frontend build, smoke:diagrams и smoke:lift-input пройдены. Визуальный HTML-контроль ПЛ, заявки на стекло, покраску и накладной пройден.</w:t>
             </w:r>
           </w:p>
         </w:tc>
@@ -11160,6 +11171,18 @@
         <w:t>10. Реализованные допущения для согласования</w:t>
       </w:r>
     </w:p>
+    <w:p>
+      <w:pPr>
+        <w:pStyle w:val="Heading2"/>
+        <w:keepNext/>
+      </w:pPr>
+      <w:r>
+        <w:rPr>
+          <w:b/>
+        </w:rPr>
+        <w:t>10.1. Подтверждено повторной проверкой Excel</w:t>
+      </w:r>
+    </w:p>
     <w:tbl>
       <w:tblPr>
         <w:tblStyle w:val="TableGrid"/>
@@ -11258,7 +11281,7 @@
                 <w:color w:val="1F4D78"/>
                 <w:sz w:val="18"/>
               </w:rPr>
-              <w:t>Что подтвердить</w:t>
+              <w:t>Подтверждение Excel</w:t>
             </w:r>
           </w:p>
         </w:tc>
@@ -11287,7 +11310,7 @@
                 <w:color w:val="1F2933"/>
                 <w:sz w:val="18"/>
               </w:rPr>
-              <w:t>Q1</w:t>
+              <w:t>C1</w:t>
             </w:r>
           </w:p>
         </w:tc>
@@ -11314,7 +11337,7 @@
                 <w:color w:val="1F2933"/>
                 <w:sz w:val="18"/>
               </w:rPr>
-              <w:t>Четыре панели: ширина заполнения</w:t>
+              <w:t>Стеклопакет: вес и момент</w:t>
             </w:r>
           </w:p>
         </w:tc>
@@ -11341,7 +11364,7 @@
                 <w:color w:val="1F2933"/>
                 <w:sz w:val="18"/>
               </w:rPr>
-              <w:t>Сейчас: стекло 8 мм = W - 134, стеклопакет 20 мм = W - 135. Подтвердить.</w:t>
+              <w:t>Эквивалентная толщина 12 мм прямо используется в формулах файла «фурнитура ЛИФТ.xlsx».</w:t>
             </w:r>
           </w:p>
         </w:tc>
@@ -11370,7 +11393,7 @@
                 <w:color w:val="1F2933"/>
                 <w:sz w:val="18"/>
               </w:rPr>
-              <w:t>Q2</w:t>
+              <w:t>C2</w:t>
             </w:r>
           </w:p>
         </w:tc>
@@ -11397,7 +11420,7 @@
                 <w:color w:val="1F2933"/>
                 <w:sz w:val="18"/>
               </w:rPr>
-              <w:t>Четыре панели: высота</w:t>
+              <w:t>Четыре панели со стеклопакетом</w:t>
             </w:r>
           </w:p>
         </w:tc>
@@ -11424,7 +11447,7 @@
                 <w:color w:val="1F2933"/>
                 <w:sz w:val="18"/>
               </w:rPr>
-              <w:t>Реализованы отдельные формулы обычного и варианта с глухими верхом/низом. Подтвердить финальные вычеты 1 мм.</w:t>
+              <w:t>Используются RL113/RL112/RL115/RL114. Это явно задано в «Lift 4ех- стеклопакет.xlsx» и имеет приоритет над промежуточными согласовательными схемами.</w:t>
             </w:r>
           </w:p>
         </w:tc>
@@ -11453,7 +11476,7 @@
                 <w:color w:val="1F2933"/>
                 <w:sz w:val="18"/>
               </w:rPr>
-              <w:t>Q3</w:t>
+              <w:t>C3</w:t>
             </w:r>
           </w:p>
         </w:tc>
@@ -11480,7 +11503,7 @@
                 <w:color w:val="1F2933"/>
                 <w:sz w:val="18"/>
               </w:rPr>
-              <w:t>RL105 для четырёх панелей</w:t>
+              <w:t>Окраска RL104</w:t>
             </w:r>
           </w:p>
         </w:tc>
@@ -11507,7 +11530,128 @@
                 <w:color w:val="1F2933"/>
                 <w:sz w:val="18"/>
               </w:rPr>
-              <w:t>Пока используются готовые длины 1903 и 2823 из Excel. Нужна общая формула.</w:t>
+              <w:t>Применение W - 155 красится; применение W - 62 не красится. Правило зависит от места установки одного артикула.</w:t>
+            </w:r>
+          </w:p>
+        </w:tc>
+      </w:tr>
+    </w:tbl>
+    <w:p>
+      <w:pPr>
+        <w:spacing w:after="40"/>
+      </w:pPr>
+    </w:p>
+    <w:p>
+      <w:pPr>
+        <w:pStyle w:val="Heading2"/>
+        <w:keepNext/>
+      </w:pPr>
+      <w:r>
+        <w:rPr>
+          <w:b/>
+        </w:rPr>
+        <w:t>10.2. Открытые вопросы источника</w:t>
+      </w:r>
+    </w:p>
+    <w:tbl>
+      <w:tblPr>
+        <w:tblStyle w:val="TableGrid"/>
+        <w:tblW w:type="dxa" w:w="10062"/>
+        <w:jc w:val="left"/>
+        <w:tblLayout w:type="fixed"/>
+        <w:tblLook w:firstColumn="1" w:firstRow="1" w:lastColumn="0" w:lastRow="0" w:noHBand="0" w:noVBand="1" w:val="04A0"/>
+        <w:tblInd w:w="120" w:type="dxa"/>
+      </w:tblPr>
+      <w:tblGrid>
+        <w:gridCol w:w="800"/>
+        <w:gridCol w:w="2900"/>
+        <w:gridCol w:w="6362"/>
+      </w:tblGrid>
+      <w:tr>
+        <w:trPr>
+          <w:tblHeader w:val="true"/>
+        </w:trPr>
+        <w:tc>
+          <w:tcPr>
+            <w:tcW w:type="dxa" w:w="800"/>
+            <w:shd w:fill="E8EEF5"/>
+            <w:vAlign w:val="center"/>
+            <w:tcMar>
+              <w:top w:w="80" w:type="dxa"/>
+              <w:start w:w="120" w:type="dxa"/>
+              <w:bottom w:w="80" w:type="dxa"/>
+              <w:end w:w="120" w:type="dxa"/>
+            </w:tcMar>
+          </w:tcPr>
+          <w:p>
+            <w:pPr>
+              <w:spacing w:before="0" w:after="0" w:line="264" w:lineRule="auto"/>
+            </w:pPr>
+            <w:r/>
+            <w:r>
+              <w:rPr>
+                <w:rFonts w:ascii="Calibri" w:hAnsi="Calibri" w:eastAsia="Calibri"/>
+                <w:b/>
+                <w:color w:val="1F4D78"/>
+                <w:sz w:val="18"/>
+              </w:rPr>
+              <w:t>ID</w:t>
+            </w:r>
+          </w:p>
+        </w:tc>
+        <w:tc>
+          <w:tcPr>
+            <w:tcW w:type="dxa" w:w="2900"/>
+            <w:shd w:fill="E8EEF5"/>
+            <w:vAlign w:val="center"/>
+            <w:tcMar>
+              <w:top w:w="80" w:type="dxa"/>
+              <w:start w:w="120" w:type="dxa"/>
+              <w:bottom w:w="80" w:type="dxa"/>
+              <w:end w:w="120" w:type="dxa"/>
+            </w:tcMar>
+          </w:tcPr>
+          <w:p>
+            <w:pPr>
+              <w:spacing w:before="0" w:after="0" w:line="264" w:lineRule="auto"/>
+            </w:pPr>
+            <w:r/>
+            <w:r>
+              <w:rPr>
+                <w:rFonts w:ascii="Calibri" w:hAnsi="Calibri" w:eastAsia="Calibri"/>
+                <w:b/>
+                <w:color w:val="1F4D78"/>
+                <w:sz w:val="18"/>
+              </w:rPr>
+              <w:t>Тема</w:t>
+            </w:r>
+          </w:p>
+        </w:tc>
+        <w:tc>
+          <w:tcPr>
+            <w:tcW w:type="dxa" w:w="6362"/>
+            <w:shd w:fill="E8EEF5"/>
+            <w:vAlign w:val="center"/>
+            <w:tcMar>
+              <w:top w:w="80" w:type="dxa"/>
+              <w:start w:w="120" w:type="dxa"/>
+              <w:bottom w:w="80" w:type="dxa"/>
+              <w:end w:w="120" w:type="dxa"/>
+            </w:tcMar>
+          </w:tcPr>
+          <w:p>
+            <w:pPr>
+              <w:spacing w:before="0" w:after="0" w:line="264" w:lineRule="auto"/>
+            </w:pPr>
+            <w:r/>
+            <w:r>
+              <w:rPr>
+                <w:rFonts w:ascii="Calibri" w:hAnsi="Calibri" w:eastAsia="Calibri"/>
+                <w:b/>
+                <w:color w:val="1F4D78"/>
+                <w:sz w:val="18"/>
+              </w:rPr>
+              <w:t>Что подтвердить</w:t>
             </w:r>
           </w:p>
         </w:tc>
@@ -11536,7 +11680,7 @@
                 <w:color w:val="1F2933"/>
                 <w:sz w:val="18"/>
               </w:rPr>
-              <w:t>Q4</w:t>
+              <w:t>Q1</w:t>
             </w:r>
           </w:p>
         </w:tc>
@@ -11563,7 +11707,7 @@
                 <w:color w:val="1F2933"/>
                 <w:sz w:val="18"/>
               </w:rPr>
-              <w:t>Граница привода</w:t>
+              <w:t>Четыре панели: ширина заполнения</w:t>
             </w:r>
           </w:p>
         </w:tc>
@@ -11590,7 +11734,7 @@
                 <w:color w:val="1F2933"/>
                 <w:sz w:val="18"/>
               </w:rPr>
-              <w:t>Сейчас T &lt;= 80 Н·м: 1 привод; T &gt; 80: 2 привода; T &gt; 160: предупреждение. Подтвердить.</w:t>
+              <w:t>Excel с широкими примерами стекла использует W - 134, узкий лист W = 1230 использует W - 135; стеклопакет использует W - 135. Условия переключения в файлах нет.</w:t>
             </w:r>
           </w:p>
         </w:tc>
@@ -11619,7 +11763,7 @@
                 <w:color w:val="1F2933"/>
                 <w:sz w:val="18"/>
               </w:rPr>
-              <w:t>Q5</w:t>
+              <w:t>Q2</w:t>
             </w:r>
           </w:p>
         </w:tc>
@@ -11646,7 +11790,7 @@
                 <w:color w:val="1F2933"/>
                 <w:sz w:val="18"/>
               </w:rPr>
-              <w:t>RU004 7x6</w:t>
+              <w:t>Четыре панели: высота</w:t>
             </w:r>
           </w:p>
         </w:tc>
@@ -11673,7 +11817,7 @@
                 <w:color w:val="1F2933"/>
                 <w:sz w:val="18"/>
               </w:rPr>
-              <w:t>Сейчас количество считается от ширины, числа панелей и секций. Подтвердить вместо неоднозначного D1 из Excel.</w:t>
+              <w:t>В широких листах обычного стекла финального -1 нет, в узком листе и стеклопакете он есть. Условия переключения в Excel не задано.</w:t>
             </w:r>
           </w:p>
         </w:tc>
@@ -11702,7 +11846,7 @@
                 <w:color w:val="1F2933"/>
                 <w:sz w:val="18"/>
               </w:rPr>
-              <w:t>Q6</w:t>
+              <w:t>Q3</w:t>
             </w:r>
           </w:p>
         </w:tc>
@@ -11729,7 +11873,7 @@
                 <w:color w:val="1F2933"/>
                 <w:sz w:val="18"/>
               </w:rPr>
-              <w:t>DIN7504O 3,9x13</w:t>
+              <w:t>RL105 для четырёх панелей</w:t>
             </w:r>
           </w:p>
         </w:tc>
@@ -11756,7 +11900,7 @@
                 <w:color w:val="1F2933"/>
                 <w:sz w:val="18"/>
               </w:rPr>
-              <w:t>Сейчас H / 300 округляется вверх до целого перед расчётом количества. Подтвердить.</w:t>
+              <w:t>Во всех исходных Excel указаны только готовые длины 1903 и 2823 для примера H = 3950 мм. Нужна общая формула либо второй эталон с другой высотой.</w:t>
             </w:r>
           </w:p>
         </w:tc>
@@ -11785,7 +11929,7 @@
                 <w:color w:val="1F2933"/>
                 <w:sz w:val="18"/>
               </w:rPr>
-              <w:t>Q7</w:t>
+              <w:t>Q4</w:t>
             </w:r>
           </w:p>
         </w:tc>
@@ -11812,7 +11956,7 @@
                 <w:color w:val="1F2933"/>
                 <w:sz w:val="18"/>
               </w:rPr>
-              <w:t>Инструкция RL150</w:t>
+              <w:t>Граница привода</w:t>
             </w:r>
           </w:p>
         </w:tc>
@@ -11839,7 +11983,7 @@
                 <w:color w:val="1F2933"/>
                 <w:sz w:val="18"/>
               </w:rPr>
-              <w:t>Сейчас добавляется одна инструкция на расчёт секции. Подтвердить: на проект или на секцию.</w:t>
+              <w:t>Сейчас T &lt;= 80 Н·м: 1 привод; T &gt; 80: 2 привода; T &gt; 160: предупреждение. Подтвердить.</w:t>
             </w:r>
           </w:p>
         </w:tc>
@@ -11868,7 +12012,7 @@
                 <w:color w:val="1F2933"/>
                 <w:sz w:val="18"/>
               </w:rPr>
-              <w:t>Q8</w:t>
+              <w:t>Q5</w:t>
             </w:r>
           </w:p>
         </w:tc>
@@ -11895,7 +12039,7 @@
                 <w:color w:val="1F2933"/>
                 <w:sz w:val="18"/>
               </w:rPr>
-              <w:t>Стеклопакет</w:t>
+              <w:t>RU004 7x6</w:t>
             </w:r>
           </w:p>
         </w:tc>
@@ -11922,7 +12066,173 @@
                 <w:color w:val="1F2933"/>
                 <w:sz w:val="18"/>
               </w:rPr>
-              <w:t>Сейчас эквивалентная толщина для веса и момента = 12 мм. Подтвердить.</w:t>
+              <w:t>Сейчас количество считается от ширины, числа панелей и секций. Подтвердить вместо неоднозначного D1 из Excel.</w:t>
+            </w:r>
+          </w:p>
+        </w:tc>
+      </w:tr>
+      <w:tr>
+        <w:tc>
+          <w:tcPr>
+            <w:tcW w:type="dxa" w:w="800"/>
+            <w:vAlign w:val="center"/>
+            <w:tcMar>
+              <w:top w:w="80" w:type="dxa"/>
+              <w:start w:w="120" w:type="dxa"/>
+              <w:bottom w:w="80" w:type="dxa"/>
+              <w:end w:w="120" w:type="dxa"/>
+            </w:tcMar>
+          </w:tcPr>
+          <w:p>
+            <w:pPr>
+              <w:spacing w:before="0" w:after="0" w:line="264" w:lineRule="auto"/>
+            </w:pPr>
+            <w:r/>
+            <w:r>
+              <w:rPr>
+                <w:rFonts w:ascii="Calibri" w:hAnsi="Calibri" w:eastAsia="Calibri"/>
+                <w:b w:val="0"/>
+                <w:color w:val="1F2933"/>
+                <w:sz w:val="18"/>
+              </w:rPr>
+              <w:t>Q6</w:t>
+            </w:r>
+          </w:p>
+        </w:tc>
+        <w:tc>
+          <w:tcPr>
+            <w:tcW w:type="dxa" w:w="2900"/>
+            <w:vAlign w:val="center"/>
+            <w:tcMar>
+              <w:top w:w="80" w:type="dxa"/>
+              <w:start w:w="120" w:type="dxa"/>
+              <w:bottom w:w="80" w:type="dxa"/>
+              <w:end w:w="120" w:type="dxa"/>
+            </w:tcMar>
+          </w:tcPr>
+          <w:p>
+            <w:pPr>
+              <w:spacing w:before="0" w:after="0" w:line="264" w:lineRule="auto"/>
+            </w:pPr>
+            <w:r/>
+            <w:r>
+              <w:rPr>
+                <w:rFonts w:ascii="Calibri" w:hAnsi="Calibri" w:eastAsia="Calibri"/>
+                <w:b w:val="0"/>
+                <w:color w:val="1F2933"/>
+                <w:sz w:val="18"/>
+              </w:rPr>
+              <w:t>DIN7504O 3,9x13</w:t>
+            </w:r>
+          </w:p>
+        </w:tc>
+        <w:tc>
+          <w:tcPr>
+            <w:tcW w:type="dxa" w:w="6362"/>
+            <w:vAlign w:val="center"/>
+            <w:tcMar>
+              <w:top w:w="80" w:type="dxa"/>
+              <w:start w:w="120" w:type="dxa"/>
+              <w:bottom w:w="80" w:type="dxa"/>
+              <w:end w:w="120" w:type="dxa"/>
+            </w:tcMar>
+          </w:tcPr>
+          <w:p>
+            <w:pPr>
+              <w:spacing w:before="0" w:after="0" w:line="264" w:lineRule="auto"/>
+            </w:pPr>
+            <w:r/>
+            <w:r>
+              <w:rPr>
+                <w:rFonts w:ascii="Calibri" w:hAnsi="Calibri" w:eastAsia="Calibri"/>
+                <w:b w:val="0"/>
+                <w:color w:val="1F2933"/>
+                <w:sz w:val="18"/>
+              </w:rPr>
+              <w:t>Сейчас H / 300 округляется вверх до целого перед расчётом количества. Подтвердить.</w:t>
+            </w:r>
+          </w:p>
+        </w:tc>
+      </w:tr>
+      <w:tr>
+        <w:tc>
+          <w:tcPr>
+            <w:tcW w:type="dxa" w:w="800"/>
+            <w:vAlign w:val="center"/>
+            <w:tcMar>
+              <w:top w:w="80" w:type="dxa"/>
+              <w:start w:w="120" w:type="dxa"/>
+              <w:bottom w:w="80" w:type="dxa"/>
+              <w:end w:w="120" w:type="dxa"/>
+            </w:tcMar>
+          </w:tcPr>
+          <w:p>
+            <w:pPr>
+              <w:spacing w:before="0" w:after="0" w:line="264" w:lineRule="auto"/>
+            </w:pPr>
+            <w:r/>
+            <w:r>
+              <w:rPr>
+                <w:rFonts w:ascii="Calibri" w:hAnsi="Calibri" w:eastAsia="Calibri"/>
+                <w:b w:val="0"/>
+                <w:color w:val="1F2933"/>
+                <w:sz w:val="18"/>
+              </w:rPr>
+              <w:t>Q7</w:t>
+            </w:r>
+          </w:p>
+        </w:tc>
+        <w:tc>
+          <w:tcPr>
+            <w:tcW w:type="dxa" w:w="2900"/>
+            <w:vAlign w:val="center"/>
+            <w:tcMar>
+              <w:top w:w="80" w:type="dxa"/>
+              <w:start w:w="120" w:type="dxa"/>
+              <w:bottom w:w="80" w:type="dxa"/>
+              <w:end w:w="120" w:type="dxa"/>
+            </w:tcMar>
+          </w:tcPr>
+          <w:p>
+            <w:pPr>
+              <w:spacing w:before="0" w:after="0" w:line="264" w:lineRule="auto"/>
+            </w:pPr>
+            <w:r/>
+            <w:r>
+              <w:rPr>
+                <w:rFonts w:ascii="Calibri" w:hAnsi="Calibri" w:eastAsia="Calibri"/>
+                <w:b w:val="0"/>
+                <w:color w:val="1F2933"/>
+                <w:sz w:val="18"/>
+              </w:rPr>
+              <w:t>Инструкция RL150</w:t>
+            </w:r>
+          </w:p>
+        </w:tc>
+        <w:tc>
+          <w:tcPr>
+            <w:tcW w:type="dxa" w:w="6362"/>
+            <w:vAlign w:val="center"/>
+            <w:tcMar>
+              <w:top w:w="80" w:type="dxa"/>
+              <w:start w:w="120" w:type="dxa"/>
+              <w:bottom w:w="80" w:type="dxa"/>
+              <w:end w:w="120" w:type="dxa"/>
+            </w:tcMar>
+          </w:tcPr>
+          <w:p>
+            <w:pPr>
+              <w:spacing w:before="0" w:after="0" w:line="264" w:lineRule="auto"/>
+            </w:pPr>
+            <w:r/>
+            <w:r>
+              <w:rPr>
+                <w:rFonts w:ascii="Calibri" w:hAnsi="Calibri" w:eastAsia="Calibri"/>
+                <w:b w:val="0"/>
+                <w:color w:val="1F2933"/>
+                <w:sz w:val="18"/>
+              </w:rPr>
+              <w:t>Сейчас добавляется одна инструкция на расчёт секции. Подтвердить: на проект или на секцию.</w:t>
             </w:r>
           </w:p>
         </w:tc>
@@ -12165,7 +12475,7 @@
                 <w:color w:val="1F2933"/>
                 <w:sz w:val="19"/>
               </w:rPr>
-              <w:t>Расчёт реализован по указанным допущениям и покрыт тестами, но Q1-Q8 нужно подтвердить у заказчика до окончательной фиксации производственных правил.</w:t>
+              <w:t>Подтвержденные правила C1-C3 закреплены кодом и тестами. Q1-Q7 нужно подтвердить у заказчика до окончательной фиксации производственных правил; Q9-Q10 относятся к выпуску документов.</w:t>
             </w:r>
           </w:p>
         </w:tc>
@@ -12481,7 +12791,7 @@
                 <w:color w:val="1F2933"/>
                 <w:sz w:val="18"/>
               </w:rPr>
-              <w:t>27.07.2026</w:t>
+              <w:t>28.07.2026</w:t>
             </w:r>
           </w:p>
         </w:tc>
@@ -12508,7 +12818,7 @@
                 <w:color w:val="1F2933"/>
                 <w:sz w:val="18"/>
               </w:rPr>
-              <w:t>Реализованы отдельный расчёт ЛИФТ, каталог, трёхстраничный ПЛ, заявка на стекло, покраску, накладная и тесты.</w:t>
+              <w:t>Реализованы отдельный расчёт ЛИФТ, каталог, производственный лист, заявка на стекло, покраску, накладная и тесты.</w:t>
             </w:r>
           </w:p>
         </w:tc>
@@ -12536,6 +12846,226 @@
                 <w:sz w:val="18"/>
               </w:rPr>
               <w:t>Реализовано</w:t>
+            </w:r>
+          </w:p>
+        </w:tc>
+      </w:tr>
+      <w:tr>
+        <w:tc>
+          <w:tcPr>
+            <w:tcW w:type="dxa" w:w="1100"/>
+            <w:vAlign w:val="center"/>
+            <w:tcMar>
+              <w:top w:w="80" w:type="dxa"/>
+              <w:start w:w="120" w:type="dxa"/>
+              <w:bottom w:w="80" w:type="dxa"/>
+              <w:end w:w="120" w:type="dxa"/>
+            </w:tcMar>
+          </w:tcPr>
+          <w:p>
+            <w:pPr>
+              <w:spacing w:before="0" w:after="0" w:line="264" w:lineRule="auto"/>
+            </w:pPr>
+            <w:r/>
+            <w:r>
+              <w:rPr>
+                <w:rFonts w:ascii="Calibri" w:hAnsi="Calibri" w:eastAsia="Calibri"/>
+                <w:b w:val="0"/>
+                <w:color w:val="1F2933"/>
+                <w:sz w:val="18"/>
+              </w:rPr>
+              <w:t>1.1</w:t>
+            </w:r>
+          </w:p>
+        </w:tc>
+        <w:tc>
+          <w:tcPr>
+            <w:tcW w:type="dxa" w:w="1600"/>
+            <w:vAlign w:val="center"/>
+            <w:tcMar>
+              <w:top w:w="80" w:type="dxa"/>
+              <w:start w:w="120" w:type="dxa"/>
+              <w:bottom w:w="80" w:type="dxa"/>
+              <w:end w:w="120" w:type="dxa"/>
+            </w:tcMar>
+          </w:tcPr>
+          <w:p>
+            <w:pPr>
+              <w:spacing w:before="0" w:after="0" w:line="264" w:lineRule="auto"/>
+            </w:pPr>
+            <w:r/>
+            <w:r>
+              <w:rPr>
+                <w:rFonts w:ascii="Calibri" w:hAnsi="Calibri" w:eastAsia="Calibri"/>
+                <w:b w:val="0"/>
+                <w:color w:val="1F2933"/>
+                <w:sz w:val="18"/>
+              </w:rPr>
+              <w:t>28.07.2026</w:t>
+            </w:r>
+          </w:p>
+        </w:tc>
+        <w:tc>
+          <w:tcPr>
+            <w:tcW w:type="dxa" w:w="5762"/>
+            <w:vAlign w:val="center"/>
+            <w:tcMar>
+              <w:top w:w="80" w:type="dxa"/>
+              <w:start w:w="120" w:type="dxa"/>
+              <w:bottom w:w="80" w:type="dxa"/>
+              <w:end w:w="120" w:type="dxa"/>
+            </w:tcMar>
+          </w:tcPr>
+          <w:p>
+            <w:pPr>
+              <w:spacing w:before="0" w:after="0" w:line="264" w:lineRule="auto"/>
+            </w:pPr>
+            <w:r/>
+            <w:r>
+              <w:rPr>
+                <w:rFonts w:ascii="Calibri" w:hAnsi="Calibri" w:eastAsia="Calibri"/>
+                <w:b w:val="0"/>
+                <w:color w:val="1F2933"/>
+                <w:sz w:val="18"/>
+              </w:rPr>
+              <w:t>Уточнены двухпанельный стеклопакет с Пеноплексом, округление момента, контроль геометрии и нумерация стекол; ПЛ приведён к двум страницам.</w:t>
+            </w:r>
+          </w:p>
+        </w:tc>
+        <w:tc>
+          <w:tcPr>
+            <w:tcW w:type="dxa" w:w="1600"/>
+            <w:vAlign w:val="center"/>
+            <w:tcMar>
+              <w:top w:w="80" w:type="dxa"/>
+              <w:start w:w="120" w:type="dxa"/>
+              <w:bottom w:w="80" w:type="dxa"/>
+              <w:end w:w="120" w:type="dxa"/>
+            </w:tcMar>
+          </w:tcPr>
+          <w:p>
+            <w:pPr>
+              <w:spacing w:before="0" w:after="0" w:line="264" w:lineRule="auto"/>
+            </w:pPr>
+            <w:r/>
+            <w:r>
+              <w:rPr>
+                <w:rFonts w:ascii="Calibri" w:hAnsi="Calibri" w:eastAsia="Calibri"/>
+                <w:b w:val="0"/>
+                <w:color w:val="1F2933"/>
+                <w:sz w:val="18"/>
+              </w:rPr>
+              <w:t>Реализовано</w:t>
+            </w:r>
+          </w:p>
+        </w:tc>
+      </w:tr>
+      <w:tr>
+        <w:tc>
+          <w:tcPr>
+            <w:tcW w:type="dxa" w:w="1100"/>
+            <w:vAlign w:val="center"/>
+            <w:tcMar>
+              <w:top w:w="80" w:type="dxa"/>
+              <w:start w:w="120" w:type="dxa"/>
+              <w:bottom w:w="80" w:type="dxa"/>
+              <w:end w:w="120" w:type="dxa"/>
+            </w:tcMar>
+          </w:tcPr>
+          <w:p>
+            <w:pPr>
+              <w:spacing w:before="0" w:after="0" w:line="264" w:lineRule="auto"/>
+            </w:pPr>
+            <w:r/>
+            <w:r>
+              <w:rPr>
+                <w:rFonts w:ascii="Calibri" w:hAnsi="Calibri" w:eastAsia="Calibri"/>
+                <w:b w:val="0"/>
+                <w:color w:val="1F2933"/>
+                <w:sz w:val="18"/>
+              </w:rPr>
+              <w:t>1.2</w:t>
+            </w:r>
+          </w:p>
+        </w:tc>
+        <w:tc>
+          <w:tcPr>
+            <w:tcW w:type="dxa" w:w="1600"/>
+            <w:vAlign w:val="center"/>
+            <w:tcMar>
+              <w:top w:w="80" w:type="dxa"/>
+              <w:start w:w="120" w:type="dxa"/>
+              <w:bottom w:w="80" w:type="dxa"/>
+              <w:end w:w="120" w:type="dxa"/>
+            </w:tcMar>
+          </w:tcPr>
+          <w:p>
+            <w:pPr>
+              <w:spacing w:before="0" w:after="0" w:line="264" w:lineRule="auto"/>
+            </w:pPr>
+            <w:r/>
+            <w:r>
+              <w:rPr>
+                <w:rFonts w:ascii="Calibri" w:hAnsi="Calibri" w:eastAsia="Calibri"/>
+                <w:b w:val="0"/>
+                <w:color w:val="1F2933"/>
+                <w:sz w:val="18"/>
+              </w:rPr>
+              <w:t>28.07.2026</w:t>
+            </w:r>
+          </w:p>
+        </w:tc>
+        <w:tc>
+          <w:tcPr>
+            <w:tcW w:type="dxa" w:w="5762"/>
+            <w:vAlign w:val="center"/>
+            <w:tcMar>
+              <w:top w:w="80" w:type="dxa"/>
+              <w:start w:w="120" w:type="dxa"/>
+              <w:bottom w:w="80" w:type="dxa"/>
+              <w:end w:w="120" w:type="dxa"/>
+            </w:tcMar>
+          </w:tcPr>
+          <w:p>
+            <w:pPr>
+              <w:spacing w:before="0" w:after="0" w:line="264" w:lineRule="auto"/>
+            </w:pPr>
+            <w:r/>
+            <w:r>
+              <w:rPr>
+                <w:rFonts w:ascii="Calibri" w:hAnsi="Calibri" w:eastAsia="Calibri"/>
+                <w:b w:val="0"/>
+                <w:color w:val="1F2933"/>
+                <w:sz w:val="18"/>
+              </w:rPr>
+              <w:t>Все исходные Excel перепроверены повторно: подтверждены профильная линейка четырёхпанельного стеклопакета, эквивалентная толщина 12 мм и зависимость окраски RL104 от применения; противоречия источника вынесены отдельно.</w:t>
+            </w:r>
+          </w:p>
+        </w:tc>
+        <w:tc>
+          <w:tcPr>
+            <w:tcW w:type="dxa" w:w="1600"/>
+            <w:vAlign w:val="center"/>
+            <w:tcMar>
+              <w:top w:w="80" w:type="dxa"/>
+              <w:start w:w="120" w:type="dxa"/>
+              <w:bottom w:w="80" w:type="dxa"/>
+              <w:end w:w="120" w:type="dxa"/>
+            </w:tcMar>
+          </w:tcPr>
+          <w:p>
+            <w:pPr>
+              <w:spacing w:before="0" w:after="0" w:line="264" w:lineRule="auto"/>
+            </w:pPr>
+            <w:r/>
+            <w:r>
+              <w:rPr>
+                <w:rFonts w:ascii="Calibri" w:hAnsi="Calibri" w:eastAsia="Calibri"/>
+                <w:b w:val="0"/>
+                <w:color w:val="1F2933"/>
+                <w:sz w:val="18"/>
+              </w:rPr>
+              <w:t>Проверено по Excel</w:t>
             </w:r>
           </w:p>
         </w:tc>
@@ -12554,7 +13084,7 @@
           <w:color w:val="5F6B76"/>
           <w:sz w:val="20"/>
         </w:rPr>
-        <w:t>Следующая версия зафиксирует ответы заказчика на Q1-Q8 и результат финальной PDF-проверки внутри Docker/VPS.</w:t>
+        <w:t>Следующая версия зафиксирует ответы заказчика на Q1-Q7 и результат финальной PDF-проверки внутри Docker/VPS.</w:t>
       </w:r>
     </w:p>
     <w:sectPr>
